--- a/Lab_2.docx
+++ b/Lab_2.docx
@@ -2066,14 +2066,12 @@
         </w:rPr>
       </w:pPr>
       <w:bookmarkStart w:id="13" w:name="_7mud7bnh945d" w:colFirst="0" w:colLast="0"/>
+      <w:bookmarkStart w:id="14" w:name="_p40bvmpujhn2" w:colFirst="0" w:colLast="0"/>
+      <w:bookmarkStart w:id="15" w:name="_51ydrfhor3fw" w:colFirst="0" w:colLast="0"/>
       <w:bookmarkEnd w:id="13"/>
-    </w:p>
-    <w:p>
-      <w:pPr>
-        <w:pStyle w:val="Heading4"/>
-        <w:keepNext w:val="0"/>
-        <w:keepLines w:val="0"/>
-        <w:spacing w:before="240" w:after="40"/>
+      <w:bookmarkEnd w:id="14"/>
+      <w:bookmarkEnd w:id="15"/>
+      <w:r>
         <w:rPr>
           <w:rFonts w:ascii="Bookman Old Style" w:eastAsia="Bookman Old Style" w:hAnsi="Bookman Old Style" w:cs="Bookman Old Style"/>
           <w:b/>
@@ -2082,36 +2080,7 @@
           <w:sz w:val="22"/>
           <w:szCs w:val="22"/>
         </w:rPr>
-      </w:pPr>
-      <w:bookmarkStart w:id="14" w:name="_p40bvmpujhn2" w:colFirst="0" w:colLast="0"/>
-      <w:bookmarkEnd w:id="14"/>
-    </w:p>
-    <w:p>
-      <w:pPr>
-        <w:pStyle w:val="Heading4"/>
-        <w:keepNext w:val="0"/>
-        <w:keepLines w:val="0"/>
-        <w:spacing w:before="240" w:after="40"/>
-        <w:rPr>
-          <w:rFonts w:ascii="Bookman Old Style" w:eastAsia="Bookman Old Style" w:hAnsi="Bookman Old Style" w:cs="Bookman Old Style"/>
-          <w:b/>
-          <w:bCs/>
-          <w:color w:val="000000"/>
-          <w:sz w:val="22"/>
-          <w:szCs w:val="22"/>
-        </w:rPr>
-      </w:pPr>
-      <w:bookmarkStart w:id="15" w:name="_51ydrfhor3fw" w:colFirst="0" w:colLast="0"/>
-      <w:bookmarkEnd w:id="15"/>
-      <w:r>
-        <w:rPr>
-          <w:rFonts w:ascii="Bookman Old Style" w:eastAsia="Bookman Old Style" w:hAnsi="Bookman Old Style" w:cs="Bookman Old Style"/>
-          <w:b/>
-          <w:bCs/>
-          <w:color w:val="000000"/>
-          <w:sz w:val="22"/>
-          <w:szCs w:val="22"/>
-        </w:rPr>
+        <w:lastRenderedPageBreak/>
         <w:t>Task 2: Create Player Movement Script (1 pt)</w:t>
       </w:r>
     </w:p>
@@ -2961,32 +2930,39 @@
     <w:p>
       <w:pPr>
         <w:spacing w:before="240" w:after="240"/>
+        <w:ind w:left="360" w:firstLine="12"/>
+      </w:pPr>
+      <w:r>
+        <w:t xml:space="preserve">5.   What happens when you try to move the </w:t>
+      </w:r>
+      <w:r>
+        <w:t>ball?</w:t>
+      </w:r>
+      <w:r>
+        <w:t xml:space="preserve"> </w:t>
+      </w:r>
+      <w:r>
+        <w:br/>
+      </w:r>
+      <w:r>
+        <w:br/>
+      </w:r>
+      <w:r>
+        <w:rPr>
+          <w:u w:val="single"/>
+        </w:rPr>
+        <w:t>It moves quite fast and continuously like it is sliding.</w:t>
+      </w:r>
+      <w:r>
+        <w:t xml:space="preserve"> </w:t>
+      </w:r>
+    </w:p>
+    <w:p>
+      <w:pPr>
+        <w:spacing w:before="240" w:after="240"/>
       </w:pPr>
       <w:r>
         <w:lastRenderedPageBreak/>
-        <w:t xml:space="preserve">      5.   What happens when you try to move the </w:t>
-      </w:r>
-      <w:proofErr w:type="gramStart"/>
-      <w:r>
-        <w:t>ball ?</w:t>
-      </w:r>
-      <w:proofErr w:type="gramEnd"/>
-      <w:r>
-        <w:t xml:space="preserve"> : </w:t>
-      </w:r>
-      <w:r>
-        <w:br/>
-      </w:r>
-      <w:r>
-        <w:br/>
-        <w:t>____________________________________________________________________________________________________________________________________________________________________________________________________________________________________</w:t>
-      </w:r>
-    </w:p>
-    <w:p>
-      <w:pPr>
-        <w:spacing w:before="240" w:after="240"/>
-      </w:pPr>
-      <w:r>
         <w:t xml:space="preserve">6.  </w:t>
       </w:r>
       <w:proofErr w:type="gramStart"/>
@@ -3193,16 +3169,68 @@
         <w:spacing w:before="120" w:after="120"/>
       </w:pPr>
       <w:r>
+        <w:t xml:space="preserve">7. F = m × a. With </w:t>
+      </w:r>
+      <w:proofErr w:type="spellStart"/>
+      <w:r>
+        <w:t>moveSpeed</w:t>
+      </w:r>
+      <w:proofErr w:type="spellEnd"/>
+      <w:r>
+        <w:t xml:space="preserve"> = 20 and the mass you just set to 1 kg, the force you apply is 20 N. Compute the acceleration you should get, then change the mass to 4 kg and compute it again. Play both and check that the ball really does accelerate about four times more slowly.</w:t>
+      </w:r>
+    </w:p>
+    <w:p>
+      <w:pPr>
+        <w:spacing w:before="120" w:after="40"/>
+      </w:pPr>
+      <w:r>
+        <w:t xml:space="preserve">At 1 kg:  a = </w:t>
+      </w:r>
+      <w:r>
+        <w:t>20</w:t>
+      </w:r>
+      <w:r>
+        <w:t xml:space="preserve"> m/s²        </w:t>
+      </w:r>
+      <w:proofErr w:type="gramStart"/>
+      <w:r>
+        <w:t>At</w:t>
+      </w:r>
+      <w:proofErr w:type="gramEnd"/>
+      <w:r>
+        <w:t xml:space="preserve"> 4 kg:  a = </w:t>
+      </w:r>
+      <w:r>
+        <w:t>5</w:t>
+      </w:r>
+      <w:r>
+        <w:t xml:space="preserve"> m/s²</w:t>
+      </w:r>
+    </w:p>
+    <w:p>
+      <w:pPr>
+        <w:spacing w:before="120" w:after="120"/>
+      </w:pPr>
+      <w:r>
         <w:lastRenderedPageBreak/>
-        <w:t xml:space="preserve">7. F = m × a. With </w:t>
-      </w:r>
-      <w:proofErr w:type="spellStart"/>
-      <w:r>
-        <w:t>moveSpeed</w:t>
-      </w:r>
-      <w:proofErr w:type="spellEnd"/>
-      <w:r>
-        <w:t xml:space="preserve"> = 20 and the mass you just set to 1 kg, the force you apply is 20 N. Compute the acceleration you should get, then change the mass to 4 kg and compute it again. Play both and check that the ball really does accelerate about four times more slowly.</w:t>
+        <w:t xml:space="preserve">8. In the script, change </w:t>
+      </w:r>
+      <w:proofErr w:type="spellStart"/>
+      <w:r>
+        <w:t>ForceMode.Force</w:t>
+      </w:r>
+      <w:proofErr w:type="spellEnd"/>
+      <w:r>
+        <w:t xml:space="preserve"> to </w:t>
+      </w:r>
+      <w:proofErr w:type="spellStart"/>
+      <w:r>
+        <w:t>ForceMode.Acceleration</w:t>
+      </w:r>
+      <w:proofErr w:type="spellEnd"/>
+      <w:r>
+        <w:t xml:space="preserve"> and test again at 1 kg and at 4 kg.</w:t>
       </w:r>
     </w:p>
     <w:p>
@@ -3210,55 +3238,55 @@
         <w:spacing w:before="120" w:after="40"/>
       </w:pPr>
       <w:r>
-        <w:t xml:space="preserve">At 1 kg:  a = __________ m/s²        </w:t>
-      </w:r>
-      <w:proofErr w:type="gramStart"/>
-      <w:r>
-        <w:t>At</w:t>
-      </w:r>
-      <w:proofErr w:type="gramEnd"/>
-      <w:r>
-        <w:t xml:space="preserve"> 4 kg:  a = __________ m/s²</w:t>
-      </w:r>
-    </w:p>
-    <w:p>
-      <w:pPr>
-        <w:spacing w:before="120" w:after="120"/>
-      </w:pPr>
-      <w:r>
-        <w:t xml:space="preserve">8. In the script, change </w:t>
-      </w:r>
-      <w:proofErr w:type="spellStart"/>
-      <w:r>
-        <w:t>ForceMode.Force</w:t>
-      </w:r>
-      <w:proofErr w:type="spellEnd"/>
-      <w:r>
-        <w:t xml:space="preserve"> to </w:t>
-      </w:r>
-      <w:proofErr w:type="spellStart"/>
-      <w:r>
+        <w:t>What is different, and why? (One of the two modes ignores mass entirely.)</w:t>
+      </w:r>
+    </w:p>
+    <w:p>
+      <w:pPr>
+        <w:spacing w:before="60" w:after="60"/>
+        <w:rPr>
+          <w:u w:val="single"/>
+        </w:rPr>
+      </w:pPr>
+      <w:r>
+        <w:rPr>
+          <w:u w:val="single"/>
+        </w:rPr>
+        <w:t xml:space="preserve">With </w:t>
+      </w:r>
+      <w:proofErr w:type="spellStart"/>
+      <w:r>
+        <w:rPr>
+          <w:u w:val="single"/>
+        </w:rPr>
         <w:t>ForceMode.Acceleration</w:t>
       </w:r>
       <w:proofErr w:type="spellEnd"/>
       <w:r>
-        <w:t xml:space="preserve"> and test again at 1 kg and at 4 kg.</w:t>
-      </w:r>
-    </w:p>
-    <w:p>
-      <w:pPr>
-        <w:spacing w:before="120" w:after="40"/>
-      </w:pPr>
-      <w:r>
-        <w:t>What is different, and why? (One of the two modes ignores mass entirely.)</w:t>
-      </w:r>
-    </w:p>
-    <w:p>
-      <w:pPr>
-        <w:spacing w:before="60" w:after="60"/>
-      </w:pPr>
-      <w:r>
-        <w:t>________________________________________________________________________</w:t>
+        <w:rPr>
+          <w:u w:val="single"/>
+        </w:rPr>
+        <w:t>, hanging the ball’s mass from 1kg to 4kg</w:t>
+      </w:r>
+      <w:r>
+        <w:rPr>
+          <w:u w:val="single"/>
+        </w:rPr>
+        <w:t xml:space="preserve"> does not change how fast it accelerates. It moves about the same in both cases because </w:t>
+      </w:r>
+      <w:proofErr w:type="spellStart"/>
+      <w:r>
+        <w:rPr>
+          <w:u w:val="single"/>
+        </w:rPr>
+        <w:t>ForceMode.Acceleration</w:t>
+      </w:r>
+      <w:proofErr w:type="spellEnd"/>
+      <w:r>
+        <w:rPr>
+          <w:u w:val="single"/>
+        </w:rPr>
+        <w:t xml:space="preserve"> ignores mass. </w:t>
       </w:r>
     </w:p>
     <w:p>
@@ -4323,9 +4351,15 @@
       <w:pPr>
         <w:spacing w:before="240" w:after="240"/>
         <w:ind w:left="720"/>
-      </w:pPr>
-      <w:r>
-        <w:t>______________________________________________________________________________________________________________________________________________________________________________________________________________________________________________________________________________________________________________________________________________________________</w:t>
+        <w:rPr>
+          <w:u w:val="single"/>
+        </w:rPr>
+      </w:pPr>
+      <w:r>
+        <w:rPr>
+          <w:u w:val="single"/>
+        </w:rPr>
+        <w:t xml:space="preserve">The player goes through the trap however you can tell it’s touching it because it moves the ball a little. But since it’s going too fast the ball doesn’t register that its there so it just goes through. </w:t>
       </w:r>
     </w:p>
     <w:p>
@@ -4345,11 +4379,9 @@
       <w:r>
         <w:t xml:space="preserve"> if the movement is fast enough the collision gets skipped. You can notice this issue </w:t>
       </w:r>
-      <w:proofErr w:type="spellStart"/>
-      <w:r>
-        <w:t>closser</w:t>
-      </w:r>
-      <w:proofErr w:type="spellEnd"/>
+      <w:r>
+        <w:t>closer</w:t>
+      </w:r>
       <w:r>
         <w:t xml:space="preserve"> if you use the pause button and then update frame by frame.</w:t>
       </w:r>
@@ -4362,60 +4394,6 @@
       <w:r>
         <w:t>One way to correct for that is to use Continuous Collision Detection but it is very heavy for the CPU so we will use another method that allows collision to be properly updated</w:t>
       </w:r>
-    </w:p>
-    <w:p>
-      <w:pPr>
-        <w:spacing w:before="240" w:after="240"/>
-        <w:ind w:left="720"/>
-      </w:pPr>
-    </w:p>
-    <w:p>
-      <w:pPr>
-        <w:spacing w:before="240" w:after="240"/>
-        <w:ind w:left="720"/>
-      </w:pPr>
-    </w:p>
-    <w:p>
-      <w:pPr>
-        <w:spacing w:before="240" w:after="240"/>
-        <w:ind w:left="720"/>
-      </w:pPr>
-    </w:p>
-    <w:p>
-      <w:pPr>
-        <w:spacing w:before="240" w:after="240"/>
-        <w:ind w:left="720"/>
-      </w:pPr>
-    </w:p>
-    <w:p>
-      <w:pPr>
-        <w:spacing w:before="240" w:after="240"/>
-        <w:ind w:left="720"/>
-      </w:pPr>
-    </w:p>
-    <w:p>
-      <w:pPr>
-        <w:spacing w:before="240" w:after="240"/>
-        <w:ind w:left="720"/>
-      </w:pPr>
-    </w:p>
-    <w:p>
-      <w:pPr>
-        <w:spacing w:before="240" w:after="240"/>
-        <w:ind w:left="720"/>
-      </w:pPr>
-    </w:p>
-    <w:p>
-      <w:pPr>
-        <w:spacing w:before="240" w:after="240"/>
-        <w:ind w:left="720"/>
-      </w:pPr>
-    </w:p>
-    <w:p>
-      <w:pPr>
-        <w:spacing w:before="240" w:after="240"/>
-        <w:ind w:left="720"/>
-      </w:pPr>
     </w:p>
     <w:p>
       <w:pPr>
@@ -4474,7 +4452,6 @@
         <w:rPr>
           <w:rFonts w:ascii="Bookman Old Style" w:eastAsia="Bookman Old Style" w:hAnsi="Bookman Old Style" w:cs="Bookman Old Style"/>
         </w:rPr>
-        <w:lastRenderedPageBreak/>
         <w:t>Notice clipping issues with the initial attempt.</w:t>
       </w:r>
     </w:p>
@@ -4895,6 +4872,7 @@
           <w:rFonts w:ascii="Courier New" w:eastAsia="Courier New" w:hAnsi="Courier New" w:cs="Courier New"/>
           <w:color w:val="188038"/>
         </w:rPr>
+        <w:lastRenderedPageBreak/>
         <w:t xml:space="preserve">    void </w:t>
       </w:r>
       <w:proofErr w:type="spellStart"/>
@@ -5418,7 +5396,6 @@
           <w:rFonts w:ascii="Bookman Old Style" w:eastAsia="Bookman Old Style" w:hAnsi="Bookman Old Style" w:cs="Bookman Old Style"/>
           <w:noProof/>
         </w:rPr>
-        <w:lastRenderedPageBreak/>
         <w:drawing>
           <wp:inline distT="114300" distB="114300" distL="114300" distR="114300" wp14:anchorId="53268699" wp14:editId="08068409">
             <wp:extent cx="4438650" cy="2838450"/>
@@ -5866,196 +5843,45 @@
         <w:rPr>
           <w:rFonts w:ascii="Bookman Old Style" w:eastAsia="Bookman Old Style" w:hAnsi="Bookman Old Style" w:cs="Bookman Old Style"/>
         </w:rPr>
-        <w:br/>
-      </w:r>
-      <w:r>
-        <w:rPr>
-          <w:rFonts w:ascii="Bookman Old Style" w:eastAsia="Bookman Old Style" w:hAnsi="Bookman Old Style" w:cs="Bookman Old Style"/>
-        </w:rPr>
-        <w:br/>
-      </w:r>
-      <w:r>
-        <w:rPr>
-          <w:rFonts w:ascii="Bookman Old Style" w:eastAsia="Bookman Old Style" w:hAnsi="Bookman Old Style" w:cs="Bookman Old Style"/>
-        </w:rPr>
-        <w:br/>
-      </w:r>
-      <w:r>
-        <w:rPr>
-          <w:rFonts w:ascii="Bookman Old Style" w:eastAsia="Bookman Old Style" w:hAnsi="Bookman Old Style" w:cs="Bookman Old Style"/>
-        </w:rPr>
-        <w:br/>
-      </w:r>
-      <w:r>
-        <w:rPr>
-          <w:rFonts w:ascii="Bookman Old Style" w:eastAsia="Bookman Old Style" w:hAnsi="Bookman Old Style" w:cs="Bookman Old Style"/>
-        </w:rPr>
-        <w:br/>
-      </w:r>
-      <w:r>
-        <w:rPr>
-          <w:rFonts w:ascii="Bookman Old Style" w:eastAsia="Bookman Old Style" w:hAnsi="Bookman Old Style" w:cs="Bookman Old Style"/>
-        </w:rPr>
-        <w:br/>
-      </w:r>
-      <w:r>
-        <w:rPr>
-          <w:rFonts w:ascii="Bookman Old Style" w:eastAsia="Bookman Old Style" w:hAnsi="Bookman Old Style" w:cs="Bookman Old Style"/>
-        </w:rPr>
-        <w:br/>
-      </w:r>
-      <w:r>
-        <w:rPr>
-          <w:rFonts w:ascii="Bookman Old Style" w:eastAsia="Bookman Old Style" w:hAnsi="Bookman Old Style" w:cs="Bookman Old Style"/>
-        </w:rPr>
-        <w:br/>
-      </w:r>
-      <w:r>
-        <w:rPr>
-          <w:rFonts w:ascii="Bookman Old Style" w:eastAsia="Bookman Old Style" w:hAnsi="Bookman Old Style" w:cs="Bookman Old Style"/>
-        </w:rPr>
-        <w:br/>
-      </w:r>
-    </w:p>
-    <w:p>
-      <w:pPr>
-        <w:spacing w:before="240" w:after="240"/>
-        <w:rPr>
-          <w:rFonts w:ascii="Bookman Old Style" w:eastAsia="Bookman Old Style" w:hAnsi="Bookman Old Style" w:cs="Bookman Old Style"/>
-        </w:rPr>
-      </w:pPr>
-    </w:p>
-    <w:p>
-      <w:pPr>
-        <w:spacing w:before="240" w:after="240"/>
-        <w:rPr>
-          <w:rFonts w:ascii="Bookman Old Style" w:eastAsia="Bookman Old Style" w:hAnsi="Bookman Old Style" w:cs="Bookman Old Style"/>
-        </w:rPr>
-      </w:pPr>
-    </w:p>
-    <w:p>
-      <w:pPr>
-        <w:spacing w:before="240" w:after="240"/>
-        <w:rPr>
-          <w:rFonts w:ascii="Bookman Old Style" w:eastAsia="Bookman Old Style" w:hAnsi="Bookman Old Style" w:cs="Bookman Old Style"/>
-        </w:rPr>
-      </w:pPr>
-    </w:p>
-    <w:p>
-      <w:pPr>
-        <w:spacing w:before="240" w:after="240"/>
-        <w:rPr>
-          <w:rFonts w:ascii="Bookman Old Style" w:eastAsia="Bookman Old Style" w:hAnsi="Bookman Old Style" w:cs="Bookman Old Style"/>
-        </w:rPr>
-      </w:pPr>
-    </w:p>
-    <w:p>
-      <w:pPr>
-        <w:spacing w:before="240" w:after="240"/>
-        <w:rPr>
-          <w:rFonts w:ascii="Bookman Old Style" w:eastAsia="Bookman Old Style" w:hAnsi="Bookman Old Style" w:cs="Bookman Old Style"/>
-        </w:rPr>
-      </w:pPr>
-    </w:p>
-    <w:p>
-      <w:pPr>
-        <w:spacing w:before="240" w:after="240"/>
-        <w:rPr>
-          <w:rFonts w:ascii="Bookman Old Style" w:eastAsia="Bookman Old Style" w:hAnsi="Bookman Old Style" w:cs="Bookman Old Style"/>
-        </w:rPr>
-      </w:pPr>
-    </w:p>
-    <w:p>
-      <w:pPr>
-        <w:spacing w:before="240" w:after="240"/>
-        <w:rPr>
-          <w:rFonts w:ascii="Bookman Old Style" w:eastAsia="Bookman Old Style" w:hAnsi="Bookman Old Style" w:cs="Bookman Old Style"/>
-        </w:rPr>
-      </w:pPr>
-    </w:p>
-    <w:p>
-      <w:pPr>
-        <w:spacing w:before="240" w:after="240"/>
-        <w:rPr>
-          <w:rFonts w:ascii="Bookman Old Style" w:eastAsia="Bookman Old Style" w:hAnsi="Bookman Old Style" w:cs="Bookman Old Style"/>
-        </w:rPr>
-      </w:pPr>
-    </w:p>
-    <w:p>
-      <w:pPr>
-        <w:spacing w:before="240" w:after="240"/>
-        <w:rPr>
-          <w:rFonts w:ascii="Bookman Old Style" w:eastAsia="Bookman Old Style" w:hAnsi="Bookman Old Style" w:cs="Bookman Old Style"/>
-        </w:rPr>
-      </w:pPr>
-    </w:p>
-    <w:p>
-      <w:pPr>
-        <w:spacing w:before="240" w:after="240"/>
-        <w:rPr>
-          <w:rFonts w:ascii="Bookman Old Style" w:eastAsia="Bookman Old Style" w:hAnsi="Bookman Old Style" w:cs="Bookman Old Style"/>
-        </w:rPr>
-      </w:pPr>
-    </w:p>
-    <w:p>
-      <w:pPr>
-        <w:spacing w:before="240" w:after="240"/>
-        <w:rPr>
-          <w:rFonts w:ascii="Bookman Old Style" w:eastAsia="Bookman Old Style" w:hAnsi="Bookman Old Style" w:cs="Bookman Old Style"/>
-        </w:rPr>
-      </w:pPr>
-    </w:p>
-    <w:p>
-      <w:pPr>
-        <w:spacing w:before="240" w:after="240"/>
-        <w:rPr>
-          <w:rFonts w:ascii="Bookman Old Style" w:eastAsia="Bookman Old Style" w:hAnsi="Bookman Old Style" w:cs="Bookman Old Style"/>
-        </w:rPr>
-      </w:pPr>
-    </w:p>
-    <w:p>
-      <w:pPr>
-        <w:spacing w:before="240" w:after="240"/>
-        <w:rPr>
-          <w:rFonts w:ascii="Bookman Old Style" w:eastAsia="Bookman Old Style" w:hAnsi="Bookman Old Style" w:cs="Bookman Old Style"/>
-        </w:rPr>
-      </w:pPr>
-    </w:p>
-    <w:p>
-      <w:pPr>
-        <w:spacing w:before="240" w:after="240"/>
-        <w:rPr>
-          <w:rFonts w:ascii="Bookman Old Style" w:eastAsia="Bookman Old Style" w:hAnsi="Bookman Old Style" w:cs="Bookman Old Style"/>
-        </w:rPr>
-      </w:pPr>
-    </w:p>
-    <w:p>
-      <w:pPr>
-        <w:spacing w:before="240" w:after="240"/>
-        <w:rPr>
-          <w:rFonts w:ascii="Bookman Old Style" w:eastAsia="Bookman Old Style" w:hAnsi="Bookman Old Style" w:cs="Bookman Old Style"/>
-        </w:rPr>
-      </w:pPr>
-    </w:p>
-    <w:p>
-      <w:pPr>
-        <w:spacing w:before="240" w:after="240"/>
-        <w:rPr>
-          <w:rFonts w:ascii="Bookman Old Style" w:eastAsia="Bookman Old Style" w:hAnsi="Bookman Old Style" w:cs="Bookman Old Style"/>
-        </w:rPr>
-      </w:pPr>
-    </w:p>
-    <w:p>
-      <w:pPr>
-        <w:spacing w:before="240" w:after="240"/>
-        <w:rPr>
-          <w:rFonts w:ascii="Bookman Old Style" w:eastAsia="Bookman Old Style" w:hAnsi="Bookman Old Style" w:cs="Bookman Old Style"/>
-        </w:rPr>
-      </w:pPr>
-    </w:p>
-    <w:p>
-      <w:r>
-        <w:lastRenderedPageBreak/>
+        <w:drawing>
+          <wp:inline distT="0" distB="0" distL="0" distR="0" wp14:anchorId="38F351F7" wp14:editId="67D75ED2">
+            <wp:extent cx="5943600" cy="6182360"/>
+            <wp:effectExtent l="0" t="0" r="0" b="8890"/>
+            <wp:docPr id="1481671207" name="Picture 1"/>
+            <wp:cNvGraphicFramePr>
+              <a:graphicFrameLocks xmlns:a="http://schemas.openxmlformats.org/drawingml/2006/main" noChangeAspect="1"/>
+            </wp:cNvGraphicFramePr>
+            <a:graphic xmlns:a="http://schemas.openxmlformats.org/drawingml/2006/main">
+              <a:graphicData uri="http://schemas.openxmlformats.org/drawingml/2006/picture">
+                <pic:pic xmlns:pic="http://schemas.openxmlformats.org/drawingml/2006/picture">
+                  <pic:nvPicPr>
+                    <pic:cNvPr id="1481671207" name=""/>
+                    <pic:cNvPicPr/>
+                  </pic:nvPicPr>
+                  <pic:blipFill>
+                    <a:blip r:embed="rId28"/>
+                    <a:stretch>
+                      <a:fillRect/>
+                    </a:stretch>
+                  </pic:blipFill>
+                  <pic:spPr>
+                    <a:xfrm>
+                      <a:off x="0" y="0"/>
+                      <a:ext cx="5943600" cy="6182360"/>
+                    </a:xfrm>
+                    <a:prstGeom prst="rect">
+                      <a:avLst/>
+                    </a:prstGeom>
+                  </pic:spPr>
+                </pic:pic>
+              </a:graphicData>
+            </a:graphic>
+          </wp:inline>
+        </w:drawing>
+      </w:r>
+    </w:p>
+    <w:p>
+      <w:r>
         <w:pict w14:anchorId="652EFE3F">
           <v:rect id="_x0000_i1028" style="width:0;height:1.5pt" o:hralign="center" o:hrstd="t" o:hr="t" fillcolor="#a0a0a0" stroked="f"/>
         </w:pict>
@@ -6102,6 +5928,7 @@
         <w:rPr>
           <w:rFonts w:ascii="Bookman Old Style" w:eastAsia="Bookman Old Style" w:hAnsi="Bookman Old Style" w:cs="Bookman Old Style"/>
         </w:rPr>
+        <w:lastRenderedPageBreak/>
         <w:t xml:space="preserve">Add a tag named </w:t>
       </w:r>
       <w:proofErr w:type="spellStart"/>
@@ -6138,7 +5965,7 @@
                     <pic:cNvPicPr preferRelativeResize="0"/>
                   </pic:nvPicPr>
                   <pic:blipFill>
-                    <a:blip r:embed="rId28"/>
+                    <a:blip r:embed="rId29"/>
                     <a:srcRect/>
                     <a:stretch>
                       <a:fillRect/>
@@ -6202,7 +6029,7 @@
                     <pic:cNvPicPr preferRelativeResize="0"/>
                   </pic:nvPicPr>
                   <pic:blipFill>
-                    <a:blip r:embed="rId29"/>
+                    <a:blip r:embed="rId30"/>
                     <a:srcRect/>
                     <a:stretch>
                       <a:fillRect/>
@@ -6282,7 +6109,7 @@
                     <pic:cNvPicPr preferRelativeResize="0"/>
                   </pic:nvPicPr>
                   <pic:blipFill>
-                    <a:blip r:embed="rId30"/>
+                    <a:blip r:embed="rId31"/>
                     <a:srcRect/>
                     <a:stretch>
                       <a:fillRect/>
@@ -6365,7 +6192,7 @@
                     <pic:cNvPicPr preferRelativeResize="0"/>
                   </pic:nvPicPr>
                   <pic:blipFill>
-                    <a:blip r:embed="rId31"/>
+                    <a:blip r:embed="rId32"/>
                     <a:srcRect/>
                     <a:stretch>
                       <a:fillRect/>
@@ -7246,9 +7073,15 @@
     <w:p>
       <w:pPr>
         <w:spacing w:before="60" w:after="60"/>
-      </w:pPr>
-      <w:r>
-        <w:t>________________________________________________________________________</w:t>
+        <w:rPr>
+          <w:u w:val="single"/>
+        </w:rPr>
+      </w:pPr>
+      <w:r>
+        <w:rPr>
+          <w:u w:val="single"/>
+        </w:rPr>
+        <w:t xml:space="preserve">The respawn feels wrong because the ball keeps its speed and rotation after respawning, so it can immediately keep moving instead of starting fresh. </w:t>
       </w:r>
     </w:p>
     <w:p>
@@ -7258,11 +7091,6 @@
         </w:pict>
       </w:r>
     </w:p>
-    <w:p/>
-    <w:p/>
-    <w:p/>
-    <w:p/>
-    <w:p/>
     <w:p/>
     <w:p>
       <w:pPr>
@@ -7299,7 +7127,6 @@
         <w:rPr>
           <w:rFonts w:ascii="Bookman Old Style" w:eastAsia="Bookman Old Style" w:hAnsi="Bookman Old Style" w:cs="Bookman Old Style"/>
         </w:rPr>
-        <w:lastRenderedPageBreak/>
         <w:t xml:space="preserve">Submit your code on </w:t>
       </w:r>
       <w:proofErr w:type="spellStart"/>
@@ -7330,6 +7157,14 @@
         </w:rPr>
         <w:t xml:space="preserve"> repo on this filled in document then. </w:t>
       </w:r>
+    </w:p>
+    <w:p>
+      <w:pPr>
+        <w:ind w:left="360"/>
+        <w:rPr>
+          <w:rFonts w:ascii="Bookman Old Style" w:eastAsia="Bookman Old Style" w:hAnsi="Bookman Old Style" w:cs="Bookman Old Style"/>
+        </w:rPr>
+      </w:pPr>
     </w:p>
     <w:p>
       <w:pPr>
@@ -7350,6 +7185,7 @@
     </w:p>
     <w:p>
       <w:pPr>
+        <w:ind w:left="360"/>
         <w:rPr>
           <w:rFonts w:ascii="Bookman Old Style" w:eastAsia="Bookman Old Style" w:hAnsi="Bookman Old Style" w:cs="Bookman Old Style"/>
         </w:rPr>

--- a/Lab_2.docx
+++ b/Lab_2.docx
@@ -7165,6 +7165,15 @@
           <w:rFonts w:ascii="Bookman Old Style" w:eastAsia="Bookman Old Style" w:hAnsi="Bookman Old Style" w:cs="Bookman Old Style"/>
         </w:rPr>
       </w:pPr>
+      <w:hyperlink r:id="rId33" w:history="1">
+        <w:r>
+          <w:rPr>
+            <w:rStyle w:val="Hyperlink"/>
+            <w:rFonts w:ascii="Bookman Old Style" w:eastAsia="Bookman Old Style" w:hAnsi="Bookman Old Style" w:cs="Bookman Old Style"/>
+          </w:rPr>
+          <w:t>https://github.com/audreane20/420_541_Lab3_2026.git</w:t>
+        </w:r>
+      </w:hyperlink>
     </w:p>
     <w:p>
       <w:pPr>
@@ -9298,6 +9307,29 @@
       <w:szCs w:val="30"/>
     </w:rPr>
   </w:style>
+  <w:style w:type="character" w:styleId="Hyperlink">
+    <w:name w:val="Hyperlink"/>
+    <w:basedOn w:val="DefaultParagraphFont"/>
+    <w:uiPriority w:val="99"/>
+    <w:unhideWhenUsed/>
+    <w:rsid w:val="00277074"/>
+    <w:rPr>
+      <w:color w:val="0000FF" w:themeColor="hyperlink"/>
+      <w:u w:val="single"/>
+    </w:rPr>
+  </w:style>
+  <w:style w:type="character" w:styleId="UnresolvedMention">
+    <w:name w:val="Unresolved Mention"/>
+    <w:basedOn w:val="DefaultParagraphFont"/>
+    <w:uiPriority w:val="99"/>
+    <w:semiHidden/>
+    <w:unhideWhenUsed/>
+    <w:rsid w:val="00277074"/>
+    <w:rPr>
+      <w:color w:val="605E5C"/>
+      <w:shd w:val="clear" w:color="auto" w:fill="E1DFDD"/>
+    </w:rPr>
+  </w:style>
 </w:styles>
 </file>
 
